--- a/src/06_63BITS_Administration_Side_Part_02_Todo_Product_Properties.docx
+++ b/src/06_63BITS_Administration_Side_Part_02_Todo_Product_Properties.docx
@@ -1,6 +1,6 @@
 
 <file path=word/document.xml><?xml version="1.0" encoding="utf-8"?>
-<w:document xmlns:wpc="http://schemas.microsoft.com/office/word/2010/wordprocessingCanvas" xmlns:cx="http://schemas.microsoft.com/office/drawing/2014/chartex" xmlns:cx1="http://schemas.microsoft.com/office/drawing/2015/9/8/chartex" xmlns:cx2="http://schemas.microsoft.com/office/drawing/2015/10/21/chartex" xmlns:cx3="http://schemas.microsoft.com/office/drawing/2016/5/9/chartex" xmlns:cx4="http://schemas.microsoft.com/office/drawing/2016/5/10/chartex" xmlns:cx5="http://schemas.microsoft.com/office/drawing/2016/5/11/chartex" xmlns:cx6="http://schemas.microsoft.com/office/drawing/2016/5/12/chartex" xmlns:cx7="http://schemas.microsoft.com/office/drawing/2016/5/13/chartex" xmlns:cx8="http://schemas.microsoft.com/office/drawing/2016/5/14/chartex" xmlns:mc="http://schemas.openxmlformats.org/markup-compatibility/2006" xmlns:aink="http://schemas.microsoft.com/office/drawing/2016/ink" xmlns:am3d="http://schemas.microsoft.com/office/drawing/2017/model3d" xmlns:o="urn:schemas-microsoft-com:office:office" xmlns:oel="http://schemas.microsoft.com/office/2019/extlst" xmlns:r="http://schemas.openxmlformats.org/officeDocument/2006/relationships" xmlns:m="http://schemas.openxmlformats.org/officeDocument/2006/math" xmlns:v="urn:schemas-microsoft-com:vml" xmlns:wp14="http://schemas.microsoft.com/office/word/2010/wordprocessingDrawing" xmlns:wp="http://schemas.openxmlformats.org/drawingml/2006/wordprocessingDrawing" xmlns:w10="urn:schemas-microsoft-com:office:word" xmlns:w="http://schemas.openxmlformats.org/wordprocessingml/2006/main" xmlns:w14="http://schemas.microsoft.com/office/word/2010/wordml" xmlns:w15="http://schemas.microsoft.com/office/word/2012/wordml" xmlns:w16cex="http://schemas.microsoft.com/office/word/2018/wordml/cex" xmlns:w16cid="http://schemas.microsoft.com/office/word/2016/wordml/cid" xmlns:w16="http://schemas.microsoft.com/office/word/2018/wordml" xmlns:w16du="http://schemas.microsoft.com/office/word/2023/wordml/word16du" xmlns:w16sdtdh="http://schemas.microsoft.com/office/word/2020/wordml/sdtdatahash" xmlns:w16sdtfl="http://schemas.microsoft.com/office/word/2024/wordml/sdtformatlock" xmlns:w16se="http://schemas.microsoft.com/office/word/2015/wordml/symex" xmlns:wpg="http://schemas.microsoft.com/office/word/2010/wordprocessingGroup" xmlns:wpi="http://schemas.microsoft.com/office/word/2010/wordprocessingInk" xmlns:wne="http://schemas.microsoft.com/office/word/2006/wordml" xmlns:wps="http://schemas.microsoft.com/office/word/2010/wordprocessingShape" mc:Ignorable="w14 w15 w16se w16cid w16 w16cex w16sdtdh w16sdtfl w16du wp14">
+<w:document xmlns:wpc="http://schemas.microsoft.com/office/word/2010/wordprocessingCanvas" xmlns:cx="http://schemas.microsoft.com/office/drawing/2014/chartex" xmlns:cx1="http://schemas.microsoft.com/office/drawing/2015/9/8/chartex" xmlns:cx2="http://schemas.microsoft.com/office/drawing/2015/10/21/chartex" xmlns:cx3="http://schemas.microsoft.com/office/drawing/2016/5/9/chartex" xmlns:cx4="http://schemas.microsoft.com/office/drawing/2016/5/10/chartex" xmlns:cx5="http://schemas.microsoft.com/office/drawing/2016/5/11/chartex" xmlns:cx6="http://schemas.microsoft.com/office/drawing/2016/5/12/chartex" xmlns:cx7="http://schemas.microsoft.com/office/drawing/2016/5/13/chartex" xmlns:cx8="http://schemas.microsoft.com/office/drawing/2016/5/14/chartex" xmlns:mc="http://schemas.openxmlformats.org/markup-compatibility/2006" xmlns:aink="http://schemas.microsoft.com/office/drawing/2016/ink" xmlns:am3d="http://schemas.microsoft.com/office/drawing/2017/model3d" xmlns:o="urn:schemas-microsoft-com:office:office" xmlns:oel="http://schemas.microsoft.com/office/2019/extlst" xmlns:r="http://schemas.openxmlformats.org/officeDocument/2006/relationships" xmlns:m="http://schemas.openxmlformats.org/officeDocument/2006/math" xmlns:v="urn:schemas-microsoft-com:vml" xmlns:wp14="http://schemas.microsoft.com/office/word/2010/wordprocessingDrawing" xmlns:wp="http://schemas.openxmlformats.org/drawingml/2006/wordprocessingDrawing" xmlns:w10="urn:schemas-microsoft-com:office:word" xmlns:w="http://schemas.openxmlformats.org/wordprocessingml/2006/main" xmlns:w14="http://schemas.microsoft.com/office/word/2010/wordml" xmlns:w15="http://schemas.microsoft.com/office/word/2012/wordml" xmlns:w16cei="http://schemas.microsoft.com/office/word/2026/wordml/cei" xmlns:w16cex="http://schemas.microsoft.com/office/word/2018/wordml/cex" xmlns:w16cid="http://schemas.microsoft.com/office/word/2016/wordml/cid" xmlns:w16="http://schemas.microsoft.com/office/word/2018/wordml" xmlns:w16du="http://schemas.microsoft.com/office/word/2023/wordml/word16du" xmlns:w16sdtdh="http://schemas.microsoft.com/office/word/2020/wordml/sdtdatahash" xmlns:w16sdtfl="http://schemas.microsoft.com/office/word/2024/wordml/sdtformatlock" xmlns:w16se="http://schemas.microsoft.com/office/word/2015/wordml/symex" xmlns:wpg="http://schemas.microsoft.com/office/word/2010/wordprocessingGroup" xmlns:wpi="http://schemas.microsoft.com/office/word/2010/wordprocessingInk" xmlns:wne="http://schemas.microsoft.com/office/word/2006/wordml" xmlns:wps="http://schemas.microsoft.com/office/word/2010/wordprocessingShape" mc:Ignorable="w14 w15 w16se w16cid w16 w16cex w16sdtdh w16sdtfl w16du wp14">
   <w:body>
     <w:p>
       <w:pPr>
@@ -1270,8 +1270,8 @@
       </w:pPr>
       <w:bookmarkStart w:id="2" w:name="_Toc214881693"/>
       <w:bookmarkStart w:id="3" w:name="_Toc214996026"/>
-      <w:bookmarkStart w:id="4" w:name="_Toc164181937"/>
-      <w:bookmarkStart w:id="5" w:name="_Toc230871613"/>
+      <w:bookmarkStart w:id="4" w:name="_Toc230871613"/>
+      <w:bookmarkStart w:id="5" w:name="_Toc164181937"/>
       <w:r>
         <w:rPr>
           <w:lang w:val="ka-GE"/>
@@ -1281,7 +1281,7 @@
       </w:r>
       <w:bookmarkEnd w:id="2"/>
       <w:bookmarkEnd w:id="3"/>
-      <w:bookmarkEnd w:id="5"/>
+      <w:bookmarkEnd w:id="4"/>
     </w:p>
     <w:p>
       <w:r>
@@ -1445,7 +1445,7 @@
         <w:lastRenderedPageBreak/>
         <w:t>Model</w:t>
       </w:r>
-      <w:bookmarkEnd w:id="4"/>
+      <w:bookmarkEnd w:id="5"/>
       <w:bookmarkEnd w:id="6"/>
     </w:p>
     <w:p>
@@ -2112,7 +2112,6 @@
         </w:rPr>
         <w:t>&lt;</w:t>
       </w:r>
-      <w:proofErr w:type="gramStart"/>
       <w:r>
         <w:rPr>
           <w:rFonts w:ascii="Cascadia Mono" w:hAnsi="Cascadia Mono" w:cs="Cascadia Mono"/>
@@ -2133,19 +2132,7 @@
           <w:szCs w:val="19"/>
           <w:highlight w:val="white"/>
         </w:rPr>
-        <w:t>?,</w:t>
-      </w:r>
-      <w:proofErr w:type="gramEnd"/>
-      <w:r>
-        <w:rPr>
-          <w:rFonts w:ascii="Cascadia Mono" w:hAnsi="Cascadia Mono" w:cs="Cascadia Mono"/>
-          <w:color w:val="000000"/>
-          <w:kern w:val="0"/>
-          <w:sz w:val="19"/>
-          <w:szCs w:val="19"/>
-          <w:highlight w:val="white"/>
-        </w:rPr>
-        <w:t xml:space="preserve"> </w:t>
+        <w:t xml:space="preserve">?, </w:t>
       </w:r>
       <w:r>
         <w:rPr>
@@ -2542,7 +2529,6 @@
         <w:t xml:space="preserve">Why does </w:t>
       </w:r>
       <w:proofErr w:type="spellStart"/>
-      <w:proofErr w:type="gramStart"/>
       <w:r>
         <w:rPr>
           <w:rFonts w:ascii="Cascadia Mono" w:hAnsi="Cascadia Mono" w:cs="Cascadia Mono"/>
@@ -2565,7 +2551,6 @@
         <w:t>(</w:t>
       </w:r>
       <w:proofErr w:type="spellStart"/>
-      <w:proofErr w:type="gramEnd"/>
       <w:r>
         <w:rPr>
           <w:rFonts w:ascii="Cascadia Mono" w:hAnsi="Cascadia Mono" w:cs="Cascadia Mono"/>
@@ -2948,15 +2933,7 @@
         </w:numPr>
       </w:pPr>
       <w:r>
-        <w:t xml:space="preserve">We must </w:t>
-      </w:r>
-      <w:proofErr w:type="gramStart"/>
-      <w:r>
-        <w:t>persist user</w:t>
-      </w:r>
-      <w:proofErr w:type="gramEnd"/>
-      <w:r>
-        <w:t xml:space="preserve"> input when saving to the database.</w:t>
+        <w:t>We must persist user input when saving to the database.</w:t>
       </w:r>
     </w:p>
     <w:p>
@@ -3079,15 +3056,7 @@
         <w:t>These properties must always</w:t>
       </w:r>
       <w:r>
-        <w:t xml:space="preserve"> come from </w:t>
-      </w:r>
-      <w:proofErr w:type="gramStart"/>
-      <w:r>
-        <w:t>database</w:t>
-      </w:r>
-      <w:proofErr w:type="gramEnd"/>
-      <w:r>
-        <w:t>,</w:t>
+        <w:t xml:space="preserve"> come from database,</w:t>
       </w:r>
       <w:r>
         <w:t xml:space="preserve"> regardless of request type because they depend on system context rather than user input.</w:t>
@@ -3128,7 +3097,6 @@
         </w:rPr>
       </w:pPr>
       <w:proofErr w:type="spellStart"/>
-      <w:proofErr w:type="gramStart"/>
       <w:r>
         <w:rPr>
           <w:rFonts w:ascii="Cascadia Mono" w:hAnsi="Cascadia Mono" w:cs="Cascadia Mono"/>
@@ -3149,18 +3117,7 @@
           <w:sz w:val="19"/>
           <w:szCs w:val="19"/>
         </w:rPr>
-        <w:t>(</w:t>
-      </w:r>
-      <w:proofErr w:type="gramEnd"/>
-      <w:r>
-        <w:rPr>
-          <w:rFonts w:ascii="Cascadia Mono" w:hAnsi="Cascadia Mono" w:cs="Cascadia Mono"/>
-          <w:color w:val="000000"/>
-          <w:kern w:val="0"/>
-          <w:sz w:val="19"/>
-          <w:szCs w:val="19"/>
-        </w:rPr>
-        <w:t>)</w:t>
+        <w:t>()</w:t>
       </w:r>
       <w:r>
         <w:rPr>
@@ -3715,15 +3672,7 @@
         <w:t xml:space="preserve"> </w:t>
       </w:r>
       <w:r>
-        <w:t xml:space="preserve">class provides the </w:t>
-      </w:r>
-      <w:proofErr w:type="gramStart"/>
-      <w:r>
-        <w:t>most commonly used</w:t>
-      </w:r>
-      <w:proofErr w:type="gramEnd"/>
-      <w:r>
-        <w:t xml:space="preserve"> validation methods, </w:t>
+        <w:t xml:space="preserve">class provides the most commonly used validation methods, </w:t>
       </w:r>
       <w:r>
         <w:t>such as</w:t>
@@ -3943,7 +3892,6 @@
         <w:t xml:space="preserve"> objects using </w:t>
       </w:r>
       <w:proofErr w:type="spellStart"/>
-      <w:proofErr w:type="gramStart"/>
       <w:r>
         <w:rPr>
           <w:rFonts w:ascii="Cascadia Mono" w:hAnsi="Cascadia Mono" w:cs="Cascadia Mono"/>
@@ -3964,18 +3912,7 @@
           <w:sz w:val="19"/>
           <w:szCs w:val="19"/>
         </w:rPr>
-        <w:t>(</w:t>
-      </w:r>
-      <w:proofErr w:type="gramEnd"/>
-      <w:r>
-        <w:rPr>
-          <w:rFonts w:ascii="Cascadia Mono" w:hAnsi="Cascadia Mono" w:cs="Cascadia Mono"/>
-          <w:color w:val="000000"/>
-          <w:kern w:val="0"/>
-          <w:sz w:val="19"/>
-          <w:szCs w:val="19"/>
-        </w:rPr>
-        <w:t>)</w:t>
+        <w:t>()</w:t>
       </w:r>
       <w:r>
         <w:t xml:space="preserve"> </w:t>
@@ -4375,7 +4312,6 @@
         </w:numPr>
       </w:pPr>
       <w:proofErr w:type="spellStart"/>
-      <w:proofErr w:type="gramStart"/>
       <w:r>
         <w:rPr>
           <w:rFonts w:ascii="Cascadia Mono" w:hAnsi="Cascadia Mono" w:cs="Cascadia Mono"/>
@@ -4395,7 +4331,6 @@
         </w:rPr>
         <w:t>(</w:t>
       </w:r>
-      <w:proofErr w:type="gramEnd"/>
       <w:r>
         <w:rPr>
           <w:rFonts w:ascii="Cascadia Mono" w:hAnsi="Cascadia Mono" w:cs="Cascadia Mono"/>
@@ -4442,7 +4377,6 @@
         </w:numPr>
       </w:pPr>
       <w:proofErr w:type="spellStart"/>
-      <w:proofErr w:type="gramStart"/>
       <w:r>
         <w:rPr>
           <w:rFonts w:ascii="Cascadia Mono" w:hAnsi="Cascadia Mono" w:cs="Cascadia Mono"/>
@@ -4462,7 +4396,6 @@
         </w:rPr>
         <w:t>(</w:t>
       </w:r>
-      <w:proofErr w:type="gramEnd"/>
       <w:r>
         <w:rPr>
           <w:rFonts w:ascii="Cascadia Mono" w:hAnsi="Cascadia Mono" w:cs="Cascadia Mono"/>
@@ -4509,7 +4442,6 @@
         </w:numPr>
       </w:pPr>
       <w:proofErr w:type="spellStart"/>
-      <w:proofErr w:type="gramStart"/>
       <w:r>
         <w:rPr>
           <w:rFonts w:ascii="Cascadia Mono" w:hAnsi="Cascadia Mono" w:cs="Cascadia Mono"/>
@@ -4529,7 +4461,6 @@
         </w:rPr>
         <w:t>(</w:t>
       </w:r>
-      <w:proofErr w:type="gramEnd"/>
       <w:r>
         <w:rPr>
           <w:rFonts w:ascii="Cascadia Mono" w:hAnsi="Cascadia Mono" w:cs="Cascadia Mono"/>
@@ -4594,15 +4525,7 @@
         <w:t xml:space="preserve">that </w:t>
       </w:r>
       <w:r>
-        <w:t xml:space="preserve">will be used on client-side, by jQuery, to display and </w:t>
-      </w:r>
-      <w:proofErr w:type="gramStart"/>
-      <w:r>
-        <w:t>highlight as</w:t>
-      </w:r>
-      <w:proofErr w:type="gramEnd"/>
-      <w:r>
-        <w:t xml:space="preserve"> red error locations</w:t>
+        <w:t>will be used on client-side, by jQuery, to display and highlight as red error locations</w:t>
       </w:r>
       <w:r>
         <w:t>. These utilities significantly simplify the client-side rendering process.</w:t>
@@ -4718,7 +4641,6 @@
       <w:r>
         <w:t xml:space="preserve">The next step for the model is to implement the </w:t>
       </w:r>
-      <w:proofErr w:type="gramStart"/>
       <w:r>
         <w:rPr>
           <w:rFonts w:ascii="Cascadia Mono" w:hAnsi="Cascadia Mono" w:cs="Cascadia Mono"/>
@@ -4738,18 +4660,7 @@
           <w:sz w:val="19"/>
           <w:szCs w:val="19"/>
         </w:rPr>
-        <w:t>(</w:t>
-      </w:r>
-      <w:proofErr w:type="gramEnd"/>
-      <w:r>
-        <w:rPr>
-          <w:rFonts w:ascii="Cascadia Mono" w:hAnsi="Cascadia Mono" w:cs="Cascadia Mono"/>
-          <w:color w:val="000000"/>
-          <w:kern w:val="0"/>
-          <w:sz w:val="19"/>
-          <w:szCs w:val="19"/>
-        </w:rPr>
-        <w:t>)</w:t>
+        <w:t>()</w:t>
       </w:r>
       <w:r>
         <w:t xml:space="preserve"> method, which will </w:t>
@@ -4789,10 +4700,10 @@
           <w:noProof/>
         </w:rPr>
         <w:drawing>
-          <wp:inline distT="0" distB="0" distL="0" distR="0" wp14:anchorId="2F0310A7" wp14:editId="787FF599">
-            <wp:extent cx="6858000" cy="5114290"/>
-            <wp:effectExtent l="0" t="0" r="0" b="0"/>
-            <wp:docPr id="1036827030" name="Picture 1"/>
+          <wp:inline distT="0" distB="0" distL="0" distR="0" wp14:anchorId="5EC73458" wp14:editId="491DD00F">
+            <wp:extent cx="6854190" cy="4770755"/>
+            <wp:effectExtent l="0" t="0" r="3810" b="0"/>
+            <wp:docPr id="1467799730" name="Picture 1"/>
             <wp:cNvGraphicFramePr>
               <a:graphicFrameLocks xmlns:a="http://schemas.openxmlformats.org/drawingml/2006/main" noChangeAspect="1"/>
             </wp:cNvGraphicFramePr>
@@ -4800,23 +4711,36 @@
               <a:graphicData uri="http://schemas.openxmlformats.org/drawingml/2006/picture">
                 <pic:pic xmlns:pic="http://schemas.openxmlformats.org/drawingml/2006/picture">
                   <pic:nvPicPr>
-                    <pic:cNvPr id="1036827030" name=""/>
-                    <pic:cNvPicPr/>
+                    <pic:cNvPr id="0" name="Picture 1"/>
+                    <pic:cNvPicPr>
+                      <a:picLocks noChangeAspect="1" noChangeArrowheads="1"/>
+                    </pic:cNvPicPr>
                   </pic:nvPicPr>
                   <pic:blipFill>
-                    <a:blip r:embed="rId18"/>
+                    <a:blip r:embed="rId18">
+                      <a:extLst>
+                        <a:ext uri="{28A0092B-C50C-407E-A947-70E740481C1C}">
+                          <a14:useLocalDpi xmlns:a14="http://schemas.microsoft.com/office/drawing/2010/main" val="0"/>
+                        </a:ext>
+                      </a:extLst>
+                    </a:blip>
+                    <a:srcRect/>
                     <a:stretch>
                       <a:fillRect/>
                     </a:stretch>
                   </pic:blipFill>
-                  <pic:spPr>
+                  <pic:spPr bwMode="auto">
                     <a:xfrm>
                       <a:off x="0" y="0"/>
-                      <a:ext cx="6858000" cy="5114290"/>
+                      <a:ext cx="6854190" cy="4770755"/>
                     </a:xfrm>
                     <a:prstGeom prst="rect">
                       <a:avLst/>
                     </a:prstGeom>
+                    <a:noFill/>
+                    <a:ln>
+                      <a:noFill/>
+                    </a:ln>
                   </pic:spPr>
                 </pic:pic>
               </a:graphicData>
@@ -4964,7 +4888,6 @@
         <w:t xml:space="preserve"> </w:t>
       </w:r>
       <w:proofErr w:type="spellStart"/>
-      <w:proofErr w:type="gramStart"/>
       <w:r>
         <w:rPr>
           <w:rFonts w:ascii="Cascadia Mono" w:hAnsi="Cascadia Mono" w:cs="Cascadia Mono"/>
@@ -4988,7 +4911,6 @@
         <w:t>(</w:t>
       </w:r>
       <w:proofErr w:type="spellStart"/>
-      <w:proofErr w:type="gramEnd"/>
       <w:r>
         <w:rPr>
           <w:rFonts w:ascii="Cascadia Mono" w:hAnsi="Cascadia Mono" w:cs="Cascadia Mono"/>
@@ -5055,13 +4977,8 @@
       <w:r>
         <w:t xml:space="preserve"> </w:t>
       </w:r>
-      <w:proofErr w:type="gramStart"/>
-      <w:r>
-        <w:t>method signature</w:t>
-      </w:r>
-      <w:proofErr w:type="gramEnd"/>
-      <w:r>
-        <w:t xml:space="preserve"> designed specifically for form-based pages. In this scenario, </w:t>
+      <w:r>
+        <w:t xml:space="preserve">method signature designed specifically for form-based pages. In this scenario, </w:t>
       </w:r>
       <w:r>
         <w:t xml:space="preserve">form submits data </w:t>
@@ -5070,7 +4987,6 @@
         <w:t xml:space="preserve">and </w:t>
       </w:r>
       <w:proofErr w:type="spellStart"/>
-      <w:proofErr w:type="gramStart"/>
       <w:r>
         <w:rPr>
           <w:rFonts w:ascii="Cascadia Mono" w:hAnsi="Cascadia Mono" w:cs="Cascadia Mono"/>
@@ -5082,7 +4998,6 @@
         <w:t>viewModel</w:t>
       </w:r>
       <w:proofErr w:type="spellEnd"/>
-      <w:proofErr w:type="gramEnd"/>
       <w:r>
         <w:t xml:space="preserve"> </w:t>
       </w:r>
@@ -5384,14 +5299,17 @@
     <w:p/>
     <w:p>
       <w:r>
+        <w:t>The next section of the code is responsible for detecting whether an image was uploaded</w:t>
+      </w:r>
+      <w:r>
+        <w:t>.</w:t>
+      </w:r>
+      <w:r>
+        <w:t xml:space="preserve"> When an uploaded image is present, the process begins by removing the existing image and then assigning the filename of the newly uploaded </w:t>
+      </w:r>
+      <w:r>
         <w:lastRenderedPageBreak/>
-        <w:t>The next section of the code is responsible for detecting whether an image was uploaded</w:t>
-      </w:r>
-      <w:r>
-        <w:t>.</w:t>
-      </w:r>
-      <w:r>
-        <w:t xml:space="preserve"> When an uploaded image is present, the process begins by removing the existing image and then assigning the filename of the newly uploaded image. After the old image is removed, the data is saved to the database, and once the save operation </w:t>
+        <w:t xml:space="preserve">image. After the old image is removed, the data is saved to the database, and once the save operation </w:t>
       </w:r>
       <w:r>
         <w:t>is completed</w:t>
@@ -5541,7 +5459,6 @@
         <w:t>(</w:t>
       </w:r>
       <w:proofErr w:type="spellStart"/>
-      <w:proofErr w:type="gramStart"/>
       <w:r>
         <w:rPr>
           <w:rFonts w:ascii="Cascadia Mono" w:hAnsi="Cascadia Mono" w:cs="Cascadia Mono"/>
@@ -5565,7 +5482,6 @@
         <w:t>.ErrorMessage</w:t>
       </w:r>
       <w:proofErr w:type="spellEnd"/>
-      <w:proofErr w:type="gramEnd"/>
       <w:r>
         <w:rPr>
           <w:rFonts w:ascii="Cascadia Mono" w:hAnsi="Cascadia Mono" w:cs="Cascadia Mono"/>
@@ -5747,7 +5663,6 @@
     </w:p>
     <w:p>
       <w:proofErr w:type="spellStart"/>
-      <w:proofErr w:type="gramStart"/>
       <w:r>
         <w:rPr>
           <w:rFonts w:ascii="Cascadia Mono" w:hAnsi="Cascadia Mono" w:cs="Cascadia Mono"/>
@@ -5769,19 +5684,7 @@
           <w:szCs w:val="19"/>
           <w:highlight w:val="white"/>
         </w:rPr>
-        <w:t>(</w:t>
-      </w:r>
-      <w:proofErr w:type="gramEnd"/>
-      <w:r>
-        <w:rPr>
-          <w:rFonts w:ascii="Cascadia Mono" w:hAnsi="Cascadia Mono" w:cs="Cascadia Mono"/>
-          <w:color w:val="D86AC2"/>
-          <w:kern w:val="0"/>
-          <w:sz w:val="19"/>
-          <w:szCs w:val="19"/>
-          <w:highlight w:val="white"/>
-        </w:rPr>
-        <w:t>)</w:t>
+        <w:t>()</w:t>
       </w:r>
       <w:r>
         <w:t xml:space="preserve"> is the final method for our model. </w:t>
@@ -5793,15 +5696,7 @@
         <w:t>removing</w:t>
       </w:r>
       <w:r>
-        <w:t xml:space="preserve"> product cover </w:t>
-      </w:r>
-      <w:proofErr w:type="gramStart"/>
-      <w:r>
-        <w:t>image</w:t>
-      </w:r>
-      <w:proofErr w:type="gramEnd"/>
-      <w:r>
-        <w:t xml:space="preserve"> only.</w:t>
+        <w:t xml:space="preserve"> product cover image only.</w:t>
       </w:r>
     </w:p>
     <w:p>
@@ -5854,15 +5749,7 @@
     <w:p/>
     <w:p>
       <w:r>
-        <w:t xml:space="preserve">System will </w:t>
-      </w:r>
-      <w:proofErr w:type="gramStart"/>
-      <w:r>
-        <w:t>use it</w:t>
-      </w:r>
-      <w:proofErr w:type="gramEnd"/>
-      <w:r>
-        <w:t xml:space="preserve"> </w:t>
+        <w:t xml:space="preserve">System will use it </w:t>
       </w:r>
       <w:r>
         <w:t>to remove product cover image via AJAX call.</w:t>
@@ -6129,13 +6016,8 @@
       <w:r>
         <w:t xml:space="preserve"> </w:t>
       </w:r>
-      <w:proofErr w:type="gramStart"/>
-      <w:r>
-        <w:t>similar to</w:t>
-      </w:r>
-      <w:proofErr w:type="gramEnd"/>
-      <w:r>
-        <w:t xml:space="preserve"> </w:t>
+      <w:r>
+        <w:t xml:space="preserve">similar to </w:t>
       </w:r>
       <w:proofErr w:type="spellStart"/>
       <w:r>
@@ -6345,10 +6227,10 @@
           <w:noProof/>
         </w:rPr>
         <w:drawing>
-          <wp:inline distT="0" distB="0" distL="0" distR="0" wp14:anchorId="6657FE43" wp14:editId="4B672E4D">
-            <wp:extent cx="6858000" cy="4163060"/>
-            <wp:effectExtent l="0" t="0" r="0" b="8890"/>
-            <wp:docPr id="1749304483" name="Picture 1"/>
+          <wp:inline distT="0" distB="0" distL="0" distR="0" wp14:anchorId="783AD2DC" wp14:editId="5FD3A4AB">
+            <wp:extent cx="6854190" cy="4230370"/>
+            <wp:effectExtent l="0" t="0" r="3810" b="0"/>
+            <wp:docPr id="1861034560" name="Picture 1"/>
             <wp:cNvGraphicFramePr>
               <a:graphicFrameLocks xmlns:a="http://schemas.openxmlformats.org/drawingml/2006/main" noChangeAspect="1"/>
             </wp:cNvGraphicFramePr>
@@ -6356,23 +6238,36 @@
               <a:graphicData uri="http://schemas.openxmlformats.org/drawingml/2006/picture">
                 <pic:pic xmlns:pic="http://schemas.openxmlformats.org/drawingml/2006/picture">
                   <pic:nvPicPr>
-                    <pic:cNvPr id="1749304483" name=""/>
-                    <pic:cNvPicPr/>
+                    <pic:cNvPr id="0" name="Picture 1"/>
+                    <pic:cNvPicPr>
+                      <a:picLocks noChangeAspect="1" noChangeArrowheads="1"/>
+                    </pic:cNvPicPr>
                   </pic:nvPicPr>
                   <pic:blipFill>
-                    <a:blip r:embed="rId24"/>
+                    <a:blip r:embed="rId24">
+                      <a:extLst>
+                        <a:ext uri="{28A0092B-C50C-407E-A947-70E740481C1C}">
+                          <a14:useLocalDpi xmlns:a14="http://schemas.microsoft.com/office/drawing/2010/main" val="0"/>
+                        </a:ext>
+                      </a:extLst>
+                    </a:blip>
+                    <a:srcRect/>
                     <a:stretch>
                       <a:fillRect/>
                     </a:stretch>
                   </pic:blipFill>
-                  <pic:spPr>
+                  <pic:spPr bwMode="auto">
                     <a:xfrm>
                       <a:off x="0" y="0"/>
-                      <a:ext cx="6858000" cy="4163060"/>
+                      <a:ext cx="6854190" cy="4230370"/>
                     </a:xfrm>
                     <a:prstGeom prst="rect">
                       <a:avLst/>
                     </a:prstGeom>
+                    <a:noFill/>
+                    <a:ln>
+                      <a:noFill/>
+                    </a:ln>
                   </pic:spPr>
                 </pic:pic>
               </a:graphicData>
@@ -7381,7 +7276,6 @@
       <w:r>
         <w:t xml:space="preserve">The </w:t>
       </w:r>
-      <w:proofErr w:type="gramStart"/>
       <w:r>
         <w:rPr>
           <w:rFonts w:ascii="Cascadia Mono" w:hAnsi="Cascadia Mono" w:cs="Cascadia Mono"/>
@@ -7393,7 +7287,6 @@
         </w:rPr>
         <w:t>nameof</w:t>
       </w:r>
-      <w:proofErr w:type="gramEnd"/>
       <w:r>
         <w:t xml:space="preserve"> operator prevents hard-coding, ensuring that if the property name is ever changed, the attribute value updates automatically.</w:t>
       </w:r>
@@ -7479,7 +7372,6 @@
         <w:t>(</w:t>
       </w:r>
       <w:proofErr w:type="spellStart"/>
-      <w:proofErr w:type="gramStart"/>
       <w:r>
         <w:rPr>
           <w:rFonts w:ascii="Cascadia Mono" w:hAnsi="Cascadia Mono" w:cs="Cascadia Mono"/>
@@ -7499,18 +7391,7 @@
           <w:sz w:val="19"/>
           <w:szCs w:val="19"/>
         </w:rPr>
-        <w:t xml:space="preserve"> ?</w:t>
-      </w:r>
-      <w:proofErr w:type="gramEnd"/>
-      <w:r>
-        <w:rPr>
-          <w:rFonts w:ascii="Cascadia Mono" w:hAnsi="Cascadia Mono" w:cs="Cascadia Mono"/>
-          <w:color w:val="000000"/>
-          <w:kern w:val="0"/>
-          <w:sz w:val="19"/>
-          <w:szCs w:val="19"/>
-        </w:rPr>
-        <w:t xml:space="preserve"> </w:t>
+        <w:t xml:space="preserve"> ? </w:t>
       </w:r>
       <w:proofErr w:type="spellStart"/>
       <w:r>
@@ -7544,27 +7425,15 @@
         </w:rPr>
         <w:t>"checked"</w:t>
       </w:r>
-      <w:proofErr w:type="gramStart"/>
-      <w:r>
-        <w:rPr>
-          <w:rFonts w:ascii="Cascadia Mono" w:hAnsi="Cascadia Mono" w:cs="Cascadia Mono"/>
-          <w:color w:val="000000"/>
-          <w:kern w:val="0"/>
-          <w:sz w:val="19"/>
-          <w:szCs w:val="19"/>
-        </w:rPr>
-        <w:t>) :</w:t>
-      </w:r>
-      <w:proofErr w:type="gramEnd"/>
-      <w:r>
-        <w:rPr>
-          <w:rFonts w:ascii="Cascadia Mono" w:hAnsi="Cascadia Mono" w:cs="Cascadia Mono"/>
-          <w:color w:val="000000"/>
-          <w:kern w:val="0"/>
-          <w:sz w:val="19"/>
-          <w:szCs w:val="19"/>
-        </w:rPr>
-        <w:t xml:space="preserve"> </w:t>
+      <w:r>
+        <w:rPr>
+          <w:rFonts w:ascii="Cascadia Mono" w:hAnsi="Cascadia Mono" w:cs="Cascadia Mono"/>
+          <w:color w:val="000000"/>
+          <w:kern w:val="0"/>
+          <w:sz w:val="19"/>
+          <w:szCs w:val="19"/>
+        </w:rPr>
+        <w:t xml:space="preserve">) : </w:t>
       </w:r>
       <w:r>
         <w:rPr>
@@ -7725,15 +7594,7 @@
       </w:r>
       <w:proofErr w:type="spellEnd"/>
       <w:r>
-        <w:t xml:space="preserve"> input elements. </w:t>
-      </w:r>
-      <w:proofErr w:type="gramStart"/>
-      <w:r>
-        <w:t>Similar to</w:t>
-      </w:r>
-      <w:proofErr w:type="gramEnd"/>
-      <w:r>
-        <w:t xml:space="preserve"> the checkbox example, the </w:t>
+        <w:t xml:space="preserve"> input elements. Similar to the checkbox example, the </w:t>
       </w:r>
       <w:r>
         <w:rPr>
@@ -7860,7 +7721,6 @@
         </w:rPr>
         <w:t>name</w:t>
       </w:r>
-      <w:proofErr w:type="gramStart"/>
       <w:r>
         <w:rPr>
           <w:rFonts w:ascii="Cascadia Mono" w:hAnsi="Cascadia Mono" w:cs="Cascadia Mono"/>
@@ -7904,7 +7764,6 @@
         <w:t>(</w:t>
       </w:r>
       <w:proofErr w:type="spellStart"/>
-      <w:proofErr w:type="gramEnd"/>
       <w:r>
         <w:rPr>
           <w:rFonts w:ascii="Cascadia Mono" w:hAnsi="Cascadia Mono" w:cs="Cascadia Mono"/>
@@ -7966,11 +7825,7 @@
       </w:r>
       <w:proofErr w:type="spellEnd"/>
       <w:r>
-        <w:t xml:space="preserve"> property in </w:t>
-      </w:r>
-      <w:proofErr w:type="gramStart"/>
-      <w:r>
-        <w:t xml:space="preserve">the </w:t>
+        <w:t xml:space="preserve"> property in the </w:t>
       </w:r>
       <w:proofErr w:type="spellStart"/>
       <w:r>
@@ -7985,7 +7840,6 @@
         <w:t>ViewModel</w:t>
       </w:r>
       <w:proofErr w:type="spellEnd"/>
-      <w:proofErr w:type="gramEnd"/>
       <w:r>
         <w:t>, enabling the MVC model binding process to correctly receive the submitted value.</w:t>
       </w:r>
@@ -8017,7 +7871,6 @@
         </w:rPr>
         <w:t>value</w:t>
       </w:r>
-      <w:proofErr w:type="gramStart"/>
       <w:r>
         <w:rPr>
           <w:rFonts w:ascii="Cascadia Mono" w:hAnsi="Cascadia Mono" w:cs="Cascadia Mono"/>
@@ -8039,7 +7892,6 @@
         <w:t>@</w:t>
       </w:r>
       <w:proofErr w:type="spellStart"/>
-      <w:proofErr w:type="gramEnd"/>
       <w:r>
         <w:rPr>
           <w:rFonts w:ascii="Cascadia Mono" w:hAnsi="Cascadia Mono" w:cs="Cascadia Mono"/>
@@ -8257,15 +8109,7 @@
         <w:t xml:space="preserve"> solely designed to be</w:t>
       </w:r>
       <w:r>
-        <w:t xml:space="preserve"> used by </w:t>
-      </w:r>
-      <w:proofErr w:type="gramStart"/>
-      <w:r>
-        <w:t>the JavaScript</w:t>
-      </w:r>
-      <w:proofErr w:type="gramEnd"/>
-      <w:r>
-        <w:t xml:space="preserve"> logic. It allows jQuery to:</w:t>
+        <w:t xml:space="preserve"> used by the JavaScript logic. It allows jQuery to:</w:t>
       </w:r>
     </w:p>
     <w:p>
@@ -8323,7 +8167,6 @@
         <w:t xml:space="preserve">Convert the input into a numeric-only field using the </w:t>
       </w:r>
       <w:proofErr w:type="spellStart"/>
-      <w:proofErr w:type="gramStart"/>
       <w:r>
         <w:rPr>
           <w:b/>
@@ -8332,13 +8175,8 @@
         <w:t>jquery.numericInput</w:t>
       </w:r>
       <w:proofErr w:type="spellEnd"/>
-      <w:proofErr w:type="gramEnd"/>
-      <w:r>
-        <w:t xml:space="preserve"> library, which is included via </w:t>
-      </w:r>
-      <w:proofErr w:type="gramStart"/>
-      <w:r>
-        <w:t xml:space="preserve">the </w:t>
+      <w:r>
+        <w:t xml:space="preserve"> library, which is included via the </w:t>
       </w:r>
       <w:r>
         <w:rPr>
@@ -8364,7 +8202,6 @@
         <w:t>EnableJQueryNumericInput</w:t>
       </w:r>
       <w:proofErr w:type="spellEnd"/>
-      <w:proofErr w:type="gramEnd"/>
       <w:r>
         <w:rPr>
           <w:rFonts w:ascii="Cascadia Mono" w:hAnsi="Cascadia Mono" w:cs="Cascadia Mono"/>
@@ -8702,7 +8539,6 @@
         </w:rPr>
         <w:t>name</w:t>
       </w:r>
-      <w:proofErr w:type="gramStart"/>
       <w:r>
         <w:rPr>
           <w:rFonts w:ascii="Cascadia Mono" w:hAnsi="Cascadia Mono" w:cs="Cascadia Mono"/>
@@ -8746,7 +8582,6 @@
         <w:t>(</w:t>
       </w:r>
       <w:proofErr w:type="spellStart"/>
-      <w:proofErr w:type="gramEnd"/>
       <w:r>
         <w:rPr>
           <w:rFonts w:ascii="Cascadia Mono" w:hAnsi="Cascadia Mono" w:cs="Cascadia Mono"/>
@@ -8809,7 +8644,6 @@
         </w:rPr>
         <w:t>name</w:t>
       </w:r>
-      <w:proofErr w:type="gramStart"/>
       <w:r>
         <w:rPr>
           <w:rFonts w:ascii="Cascadia Mono" w:hAnsi="Cascadia Mono" w:cs="Cascadia Mono"/>
@@ -8853,7 +8687,6 @@
         <w:t>(</w:t>
       </w:r>
       <w:proofErr w:type="spellStart"/>
-      <w:proofErr w:type="gramEnd"/>
       <w:r>
         <w:rPr>
           <w:rFonts w:ascii="Cascadia Mono" w:hAnsi="Cascadia Mono" w:cs="Cascadia Mono"/>
@@ -8942,7 +8775,6 @@
           <w:lang w:val="ka-GE"/>
         </w:rPr>
       </w:pPr>
-      <w:proofErr w:type="gramStart"/>
       <w:r>
         <w:rPr>
           <w:rFonts w:ascii="Cascadia Mono" w:hAnsi="Cascadia Mono" w:cs="Cascadia Mono"/>
@@ -8965,7 +8797,6 @@
         </w:rPr>
         <w:t>if</w:t>
       </w:r>
-      <w:proofErr w:type="gramEnd"/>
       <w:r>
         <w:rPr>
           <w:rFonts w:ascii="Cascadia Mono" w:hAnsi="Cascadia Mono" w:cs="Cascadia Mono"/>
@@ -9238,7 +9069,6 @@
           <w:lang w:val="ka-GE"/>
         </w:rPr>
       </w:pPr>
-      <w:proofErr w:type="gramStart"/>
       <w:r>
         <w:rPr>
           <w:rFonts w:ascii="Cascadia Mono" w:hAnsi="Cascadia Mono" w:cs="Cascadia Mono"/>
@@ -9249,7 +9079,6 @@
         </w:rPr>
         <w:t>data-type</w:t>
       </w:r>
-      <w:proofErr w:type="gramEnd"/>
       <w:r>
         <w:rPr>
           <w:rFonts w:ascii="Cascadia Mono" w:hAnsi="Cascadia Mono" w:cs="Cascadia Mono"/>
@@ -9310,7 +9139,6 @@
         <w:t>href</w:t>
       </w:r>
       <w:proofErr w:type="spellEnd"/>
-      <w:proofErr w:type="gramStart"/>
       <w:r>
         <w:rPr>
           <w:rFonts w:ascii="Cascadia Mono" w:hAnsi="Cascadia Mono" w:cs="Cascadia Mono"/>
@@ -9332,7 +9160,6 @@
         <w:t>@</w:t>
       </w:r>
       <w:proofErr w:type="spellStart"/>
-      <w:proofErr w:type="gramEnd"/>
       <w:r>
         <w:rPr>
           <w:rFonts w:ascii="Cascadia Mono" w:hAnsi="Cascadia Mono" w:cs="Cascadia Mono"/>
@@ -9410,7 +9237,6 @@
         </w:rPr>
         <w:br/>
       </w:r>
-      <w:proofErr w:type="gramStart"/>
       <w:r>
         <w:rPr>
           <w:rFonts w:ascii="Cascadia Mono" w:hAnsi="Cascadia Mono" w:cs="Cascadia Mono"/>
@@ -9433,7 +9259,6 @@
         </w:rPr>
         <w:t>if</w:t>
       </w:r>
-      <w:proofErr w:type="gramEnd"/>
       <w:r>
         <w:rPr>
           <w:rFonts w:ascii="Cascadia Mono" w:hAnsi="Cascadia Mono" w:cs="Cascadia Mono"/>
@@ -9646,7 +9471,6 @@
         <w:t>url</w:t>
       </w:r>
       <w:proofErr w:type="spellEnd"/>
-      <w:proofErr w:type="gramStart"/>
       <w:r>
         <w:rPr>
           <w:rFonts w:ascii="Cascadia Mono" w:hAnsi="Cascadia Mono" w:cs="Cascadia Mono"/>
@@ -9668,7 +9492,6 @@
         <w:t>@</w:t>
       </w:r>
       <w:proofErr w:type="spellStart"/>
-      <w:proofErr w:type="gramEnd"/>
       <w:r>
         <w:rPr>
           <w:rFonts w:ascii="Cascadia Mono" w:hAnsi="Cascadia Mono" w:cs="Cascadia Mono"/>
@@ -9813,18 +9636,10 @@
       </w:r>
       <w:proofErr w:type="spellEnd"/>
       <w:r>
-        <w:t xml:space="preserve"> </w:t>
-      </w:r>
-      <w:proofErr w:type="gramStart"/>
-      <w:r>
-        <w:t xml:space="preserve">Component  </w:t>
-      </w:r>
-      <w:r>
-        <w:t>uses</w:t>
-      </w:r>
-      <w:proofErr w:type="gramEnd"/>
-      <w:r>
-        <w:t xml:space="preserve"> following </w:t>
+        <w:t xml:space="preserve"> Component  </w:t>
+      </w:r>
+      <w:r>
+        <w:t xml:space="preserve">uses following </w:t>
       </w:r>
       <w:r>
         <w:rPr>
@@ -9851,7 +9666,6 @@
         </w:rPr>
         <w:t>name</w:t>
       </w:r>
-      <w:proofErr w:type="gramStart"/>
       <w:r>
         <w:rPr>
           <w:rFonts w:ascii="Cascadia Mono" w:hAnsi="Cascadia Mono" w:cs="Cascadia Mono"/>
@@ -9895,7 +9709,6 @@
         <w:t>(</w:t>
       </w:r>
       <w:proofErr w:type="spellStart"/>
-      <w:proofErr w:type="gramEnd"/>
       <w:r>
         <w:rPr>
           <w:rFonts w:ascii="Cascadia Mono" w:hAnsi="Cascadia Mono" w:cs="Cascadia Mono"/>
@@ -10318,32 +10131,17 @@
         <w:t>63bits-bsforms.css</w:t>
       </w:r>
       <w:r>
-        <w:t xml:space="preserve"> files are included on page </w:t>
-      </w:r>
-      <w:proofErr w:type="gramStart"/>
-      <w:r>
-        <w:t xml:space="preserve">via </w:t>
-      </w:r>
-      <w:r>
-        <w:rPr>
-          <w:rFonts w:ascii="Cascadia Mono" w:hAnsi="Cascadia Mono" w:cs="Cascadia Mono"/>
-          <w:color w:val="000000"/>
-          <w:kern w:val="0"/>
-          <w:sz w:val="19"/>
-          <w:szCs w:val="19"/>
-        </w:rPr>
-        <w:t>.Enable</w:t>
-      </w:r>
-      <w:proofErr w:type="gramEnd"/>
-      <w:r>
-        <w:rPr>
-          <w:rFonts w:ascii="Cascadia Mono" w:hAnsi="Cascadia Mono" w:cs="Cascadia Mono"/>
-          <w:color w:val="000000"/>
-          <w:kern w:val="0"/>
-          <w:sz w:val="19"/>
-          <w:szCs w:val="19"/>
-        </w:rPr>
-        <w:t>63BitsForms(</w:t>
+        <w:t xml:space="preserve"> files are included on page via </w:t>
+      </w:r>
+      <w:r>
+        <w:rPr>
+          <w:rFonts w:ascii="Cascadia Mono" w:hAnsi="Cascadia Mono" w:cs="Cascadia Mono"/>
+          <w:color w:val="000000"/>
+          <w:kern w:val="0"/>
+          <w:sz w:val="19"/>
+          <w:szCs w:val="19"/>
+        </w:rPr>
+        <w:t>.Enable63BitsForms(</w:t>
       </w:r>
       <w:r>
         <w:rPr>
@@ -10430,7 +10228,6 @@
         <w:t xml:space="preserve">    </w:t>
       </w:r>
       <w:proofErr w:type="spellStart"/>
-      <w:proofErr w:type="gramStart"/>
       <w:r>
         <w:rPr>
           <w:rFonts w:ascii="Cascadia Mono" w:hAnsi="Cascadia Mono" w:cs="Cascadia Mono"/>
@@ -10461,7 +10258,6 @@
         <w:t>errorsJson</w:t>
       </w:r>
       <w:proofErr w:type="spellEnd"/>
-      <w:proofErr w:type="gramEnd"/>
       <w:r>
         <w:rPr>
           <w:rFonts w:ascii="Cascadia Mono" w:hAnsi="Cascadia Mono" w:cs="Cascadia Mono"/>
@@ -10487,9 +10283,9 @@
           <w:sz w:val="18"/>
           <w:szCs w:val="18"/>
         </w:rPr>
-        <w:t>(Model.FormErrorsJson</w:t>
-      </w:r>
-      <w:proofErr w:type="gramStart"/>
+        <w:t>(Model.FormErrorsJson) }).</w:t>
+      </w:r>
+      <w:proofErr w:type="spellStart"/>
       <w:r>
         <w:rPr>
           <w:rFonts w:ascii="Cascadia Mono" w:hAnsi="Cascadia Mono" w:cs="Cascadia Mono"/>
@@ -10497,20 +10293,9 @@
           <w:sz w:val="18"/>
           <w:szCs w:val="18"/>
         </w:rPr>
-        <w:t>) }).</w:t>
-      </w:r>
-      <w:proofErr w:type="spellStart"/>
-      <w:r>
-        <w:rPr>
-          <w:rFonts w:ascii="Cascadia Mono" w:hAnsi="Cascadia Mono" w:cs="Cascadia Mono"/>
-          <w:color w:val="000000"/>
-          <w:sz w:val="18"/>
-          <w:szCs w:val="18"/>
-        </w:rPr>
         <w:t>showErrors</w:t>
       </w:r>
       <w:proofErr w:type="spellEnd"/>
-      <w:proofErr w:type="gramEnd"/>
       <w:r>
         <w:rPr>
           <w:rFonts w:ascii="Cascadia Mono" w:hAnsi="Cascadia Mono" w:cs="Cascadia Mono"/>
@@ -10669,37 +10454,7 @@
           <w:sz w:val="18"/>
           <w:szCs w:val="18"/>
         </w:rPr>
-        <w:t xml:space="preserve">    successErrorToast63Bits.init({</w:t>
-      </w:r>
-      <w:proofErr w:type="gramStart"/>
-      <w:r>
-        <w:rPr>
-          <w:rFonts w:ascii="Cascadia Mono" w:hAnsi="Cascadia Mono" w:cs="Cascadia Mono"/>
-          <w:color w:val="000000"/>
-          <w:sz w:val="18"/>
-          <w:szCs w:val="18"/>
-        </w:rPr>
-        <w:t>isError:true</w:t>
-      </w:r>
-      <w:proofErr w:type="gramEnd"/>
-      <w:r>
-        <w:rPr>
-          <w:rFonts w:ascii="Cascadia Mono" w:hAnsi="Cascadia Mono" w:cs="Cascadia Mono"/>
-          <w:color w:val="000000"/>
-          <w:sz w:val="18"/>
-          <w:szCs w:val="18"/>
-        </w:rPr>
-        <w:t>,</w:t>
-      </w:r>
-      <w:proofErr w:type="gramStart"/>
-      <w:r>
-        <w:rPr>
-          <w:rFonts w:ascii="Cascadia Mono" w:hAnsi="Cascadia Mono" w:cs="Cascadia Mono"/>
-          <w:color w:val="000000"/>
-          <w:sz w:val="18"/>
-          <w:szCs w:val="18"/>
-        </w:rPr>
-        <w:t>message:'@Html.</w:t>
+        <w:t xml:space="preserve">    successErrorToast63Bits.init({isError:true,message:'@Html.</w:t>
       </w:r>
       <w:r>
         <w:rPr>
@@ -10710,7 +10465,6 @@
         </w:rPr>
         <w:t>Raw</w:t>
       </w:r>
-      <w:proofErr w:type="gramEnd"/>
       <w:r>
         <w:rPr>
           <w:rFonts w:ascii="Cascadia Mono" w:hAnsi="Cascadia Mono" w:cs="Cascadia Mono"/>
@@ -10718,27 +10472,7 @@
           <w:sz w:val="18"/>
           <w:szCs w:val="18"/>
         </w:rPr>
-        <w:t>(Model.ToastError)'}</w:t>
-      </w:r>
-      <w:proofErr w:type="gramStart"/>
-      <w:r>
-        <w:rPr>
-          <w:rFonts w:ascii="Cascadia Mono" w:hAnsi="Cascadia Mono" w:cs="Cascadia Mono"/>
-          <w:color w:val="000000"/>
-          <w:sz w:val="18"/>
-          <w:szCs w:val="18"/>
-        </w:rPr>
-        <w:t>).showMessage</w:t>
-      </w:r>
-      <w:proofErr w:type="gramEnd"/>
-      <w:r>
-        <w:rPr>
-          <w:rFonts w:ascii="Cascadia Mono" w:hAnsi="Cascadia Mono" w:cs="Cascadia Mono"/>
-          <w:color w:val="000000"/>
-          <w:sz w:val="18"/>
-          <w:szCs w:val="18"/>
-        </w:rPr>
-        <w:t>();</w:t>
+        <w:t>(Model.ToastError)'}).showMessage();</w:t>
       </w:r>
     </w:p>
     <w:p>
@@ -11068,15 +10802,7 @@
         <w:t>model</w:t>
       </w:r>
       <w:r>
-        <w:t xml:space="preserve"> object, but no properties or functions are added </w:t>
-      </w:r>
-      <w:proofErr w:type="gramStart"/>
-      <w:r>
-        <w:t>at this time</w:t>
-      </w:r>
-      <w:proofErr w:type="gramEnd"/>
-      <w:r>
-        <w:t xml:space="preserve">; </w:t>
+        <w:t xml:space="preserve"> object, but no properties or functions are added at this time; </w:t>
       </w:r>
       <w:r>
         <w:t xml:space="preserve">they are not needed, but structure </w:t>
@@ -11132,19 +10858,7 @@
           <w:szCs w:val="19"/>
           <w:highlight w:val="white"/>
         </w:rPr>
-        <w:t xml:space="preserve"> () </w:t>
-      </w:r>
-      <w:proofErr w:type="gramStart"/>
-      <w:r>
-        <w:rPr>
-          <w:rFonts w:ascii="Cascadia Mono" w:hAnsi="Cascadia Mono" w:cs="Cascadia Mono"/>
-          <w:color w:val="000000"/>
-          <w:kern w:val="0"/>
-          <w:sz w:val="19"/>
-          <w:szCs w:val="19"/>
-          <w:highlight w:val="white"/>
-        </w:rPr>
-        <w:t>{</w:t>
+        <w:t xml:space="preserve"> () {</w:t>
       </w:r>
       <w:r>
         <w:rPr>
@@ -11152,7 +10866,6 @@
         </w:rPr>
         <w:t xml:space="preserve"> ...</w:t>
       </w:r>
-      <w:proofErr w:type="gramEnd"/>
       <w:r>
         <w:rPr>
           <w:rFonts w:ascii="Cascadia Mono" w:hAnsi="Cascadia Mono" w:cs="Cascadia Mono"/>
@@ -11211,11 +10924,7 @@
       </w:r>
       <w:proofErr w:type="spellEnd"/>
       <w:r>
-        <w:t xml:space="preserve"> method is provided by the JavaScript library that was included via the controller </w:t>
-      </w:r>
-      <w:proofErr w:type="gramStart"/>
-      <w:r>
-        <w:t>using</w:t>
+        <w:t xml:space="preserve"> method is provided by the JavaScript library that was included via the controller using</w:t>
       </w:r>
       <w:r>
         <w:t xml:space="preserve"> </w:t>
@@ -11244,7 +10953,6 @@
         <w:t>EnableJQueryNumericInput</w:t>
       </w:r>
       <w:proofErr w:type="spellEnd"/>
-      <w:proofErr w:type="gramEnd"/>
       <w:r>
         <w:rPr>
           <w:rFonts w:ascii="Cascadia Mono" w:hAnsi="Cascadia Mono" w:cs="Cascadia Mono"/>
@@ -11558,7 +11266,7 @@
 </file>
 
 <file path=word/endnotes.xml><?xml version="1.0" encoding="utf-8"?>
-<w:endnotes xmlns:wpc="http://schemas.microsoft.com/office/word/2010/wordprocessingCanvas" xmlns:cx="http://schemas.microsoft.com/office/drawing/2014/chartex" xmlns:cx1="http://schemas.microsoft.com/office/drawing/2015/9/8/chartex" xmlns:cx2="http://schemas.microsoft.com/office/drawing/2015/10/21/chartex" xmlns:cx3="http://schemas.microsoft.com/office/drawing/2016/5/9/chartex" xmlns:cx4="http://schemas.microsoft.com/office/drawing/2016/5/10/chartex" xmlns:cx5="http://schemas.microsoft.com/office/drawing/2016/5/11/chartex" xmlns:cx6="http://schemas.microsoft.com/office/drawing/2016/5/12/chartex" xmlns:cx7="http://schemas.microsoft.com/office/drawing/2016/5/13/chartex" xmlns:cx8="http://schemas.microsoft.com/office/drawing/2016/5/14/chartex" xmlns:mc="http://schemas.openxmlformats.org/markup-compatibility/2006" xmlns:aink="http://schemas.microsoft.com/office/drawing/2016/ink" xmlns:am3d="http://schemas.microsoft.com/office/drawing/2017/model3d" xmlns:o="urn:schemas-microsoft-com:office:office" xmlns:oel="http://schemas.microsoft.com/office/2019/extlst" xmlns:r="http://schemas.openxmlformats.org/officeDocument/2006/relationships" xmlns:m="http://schemas.openxmlformats.org/officeDocument/2006/math" xmlns:v="urn:schemas-microsoft-com:vml" xmlns:wp14="http://schemas.microsoft.com/office/word/2010/wordprocessingDrawing" xmlns:wp="http://schemas.openxmlformats.org/drawingml/2006/wordprocessingDrawing" xmlns:w10="urn:schemas-microsoft-com:office:word" xmlns:w="http://schemas.openxmlformats.org/wordprocessingml/2006/main" xmlns:w14="http://schemas.microsoft.com/office/word/2010/wordml" xmlns:w15="http://schemas.microsoft.com/office/word/2012/wordml" xmlns:w16cex="http://schemas.microsoft.com/office/word/2018/wordml/cex" xmlns:w16cid="http://schemas.microsoft.com/office/word/2016/wordml/cid" xmlns:w16="http://schemas.microsoft.com/office/word/2018/wordml" xmlns:w16du="http://schemas.microsoft.com/office/word/2023/wordml/word16du" xmlns:w16sdtdh="http://schemas.microsoft.com/office/word/2020/wordml/sdtdatahash" xmlns:w16sdtfl="http://schemas.microsoft.com/office/word/2024/wordml/sdtformatlock" xmlns:w16se="http://schemas.microsoft.com/office/word/2015/wordml/symex" xmlns:wpg="http://schemas.microsoft.com/office/word/2010/wordprocessingGroup" xmlns:wpi="http://schemas.microsoft.com/office/word/2010/wordprocessingInk" xmlns:wne="http://schemas.microsoft.com/office/word/2006/wordml" xmlns:wps="http://schemas.microsoft.com/office/word/2010/wordprocessingShape" mc:Ignorable="w14 w15 w16se w16cid w16 w16cex w16sdtdh w16sdtfl w16du wp14">
+<w:endnotes xmlns:wpc="http://schemas.microsoft.com/office/word/2010/wordprocessingCanvas" xmlns:cx="http://schemas.microsoft.com/office/drawing/2014/chartex" xmlns:cx1="http://schemas.microsoft.com/office/drawing/2015/9/8/chartex" xmlns:cx2="http://schemas.microsoft.com/office/drawing/2015/10/21/chartex" xmlns:cx3="http://schemas.microsoft.com/office/drawing/2016/5/9/chartex" xmlns:cx4="http://schemas.microsoft.com/office/drawing/2016/5/10/chartex" xmlns:cx5="http://schemas.microsoft.com/office/drawing/2016/5/11/chartex" xmlns:cx6="http://schemas.microsoft.com/office/drawing/2016/5/12/chartex" xmlns:cx7="http://schemas.microsoft.com/office/drawing/2016/5/13/chartex" xmlns:cx8="http://schemas.microsoft.com/office/drawing/2016/5/14/chartex" xmlns:mc="http://schemas.openxmlformats.org/markup-compatibility/2006" xmlns:aink="http://schemas.microsoft.com/office/drawing/2016/ink" xmlns:am3d="http://schemas.microsoft.com/office/drawing/2017/model3d" xmlns:o="urn:schemas-microsoft-com:office:office" xmlns:oel="http://schemas.microsoft.com/office/2019/extlst" xmlns:r="http://schemas.openxmlformats.org/officeDocument/2006/relationships" xmlns:m="http://schemas.openxmlformats.org/officeDocument/2006/math" xmlns:v="urn:schemas-microsoft-com:vml" xmlns:wp14="http://schemas.microsoft.com/office/word/2010/wordprocessingDrawing" xmlns:wp="http://schemas.openxmlformats.org/drawingml/2006/wordprocessingDrawing" xmlns:w10="urn:schemas-microsoft-com:office:word" xmlns:w="http://schemas.openxmlformats.org/wordprocessingml/2006/main" xmlns:w14="http://schemas.microsoft.com/office/word/2010/wordml" xmlns:w15="http://schemas.microsoft.com/office/word/2012/wordml" xmlns:w16cei="http://schemas.microsoft.com/office/word/2026/wordml/cei" xmlns:w16cex="http://schemas.microsoft.com/office/word/2018/wordml/cex" xmlns:w16cid="http://schemas.microsoft.com/office/word/2016/wordml/cid" xmlns:w16="http://schemas.microsoft.com/office/word/2018/wordml" xmlns:w16du="http://schemas.microsoft.com/office/word/2023/wordml/word16du" xmlns:w16sdtdh="http://schemas.microsoft.com/office/word/2020/wordml/sdtdatahash" xmlns:w16sdtfl="http://schemas.microsoft.com/office/word/2024/wordml/sdtformatlock" xmlns:w16se="http://schemas.microsoft.com/office/word/2015/wordml/symex" xmlns:wpg="http://schemas.microsoft.com/office/word/2010/wordprocessingGroup" xmlns:wpi="http://schemas.microsoft.com/office/word/2010/wordprocessingInk" xmlns:wne="http://schemas.microsoft.com/office/word/2006/wordml" xmlns:wps="http://schemas.microsoft.com/office/word/2010/wordprocessingShape" mc:Ignorable="w14 w15 w16se w16cid w16 w16cex w16sdtdh w16sdtfl w16du wp14">
   <w:endnote w:type="separator" w:id="-1">
     <w:p>
       <w:pPr>
@@ -11583,7 +11291,7 @@
 </file>
 
 <file path=word/footer1.xml><?xml version="1.0" encoding="utf-8"?>
-<w:ftr xmlns:wpc="http://schemas.microsoft.com/office/word/2010/wordprocessingCanvas" xmlns:cx="http://schemas.microsoft.com/office/drawing/2014/chartex" xmlns:cx1="http://schemas.microsoft.com/office/drawing/2015/9/8/chartex" xmlns:cx2="http://schemas.microsoft.com/office/drawing/2015/10/21/chartex" xmlns:cx3="http://schemas.microsoft.com/office/drawing/2016/5/9/chartex" xmlns:cx4="http://schemas.microsoft.com/office/drawing/2016/5/10/chartex" xmlns:cx5="http://schemas.microsoft.com/office/drawing/2016/5/11/chartex" xmlns:cx6="http://schemas.microsoft.com/office/drawing/2016/5/12/chartex" xmlns:cx7="http://schemas.microsoft.com/office/drawing/2016/5/13/chartex" xmlns:cx8="http://schemas.microsoft.com/office/drawing/2016/5/14/chartex" xmlns:mc="http://schemas.openxmlformats.org/markup-compatibility/2006" xmlns:aink="http://schemas.microsoft.com/office/drawing/2016/ink" xmlns:am3d="http://schemas.microsoft.com/office/drawing/2017/model3d" xmlns:o="urn:schemas-microsoft-com:office:office" xmlns:oel="http://schemas.microsoft.com/office/2019/extlst" xmlns:r="http://schemas.openxmlformats.org/officeDocument/2006/relationships" xmlns:m="http://schemas.openxmlformats.org/officeDocument/2006/math" xmlns:v="urn:schemas-microsoft-com:vml" xmlns:wp14="http://schemas.microsoft.com/office/word/2010/wordprocessingDrawing" xmlns:wp="http://schemas.openxmlformats.org/drawingml/2006/wordprocessingDrawing" xmlns:w10="urn:schemas-microsoft-com:office:word" xmlns:w="http://schemas.openxmlformats.org/wordprocessingml/2006/main" xmlns:w14="http://schemas.microsoft.com/office/word/2010/wordml" xmlns:w15="http://schemas.microsoft.com/office/word/2012/wordml" xmlns:w16cex="http://schemas.microsoft.com/office/word/2018/wordml/cex" xmlns:w16cid="http://schemas.microsoft.com/office/word/2016/wordml/cid" xmlns:w16="http://schemas.microsoft.com/office/word/2018/wordml" xmlns:w16du="http://schemas.microsoft.com/office/word/2023/wordml/word16du" xmlns:w16sdtdh="http://schemas.microsoft.com/office/word/2020/wordml/sdtdatahash" xmlns:w16sdtfl="http://schemas.microsoft.com/office/word/2024/wordml/sdtformatlock" xmlns:w16se="http://schemas.microsoft.com/office/word/2015/wordml/symex" xmlns:wpg="http://schemas.microsoft.com/office/word/2010/wordprocessingGroup" xmlns:wpi="http://schemas.microsoft.com/office/word/2010/wordprocessingInk" xmlns:wne="http://schemas.microsoft.com/office/word/2006/wordml" xmlns:wps="http://schemas.microsoft.com/office/word/2010/wordprocessingShape" mc:Ignorable="w14 w15 w16se w16cid w16 w16cex w16sdtdh w16sdtfl w16du wp14">
+<w:ftr xmlns:wpc="http://schemas.microsoft.com/office/word/2010/wordprocessingCanvas" xmlns:cx="http://schemas.microsoft.com/office/drawing/2014/chartex" xmlns:cx1="http://schemas.microsoft.com/office/drawing/2015/9/8/chartex" xmlns:cx2="http://schemas.microsoft.com/office/drawing/2015/10/21/chartex" xmlns:cx3="http://schemas.microsoft.com/office/drawing/2016/5/9/chartex" xmlns:cx4="http://schemas.microsoft.com/office/drawing/2016/5/10/chartex" xmlns:cx5="http://schemas.microsoft.com/office/drawing/2016/5/11/chartex" xmlns:cx6="http://schemas.microsoft.com/office/drawing/2016/5/12/chartex" xmlns:cx7="http://schemas.microsoft.com/office/drawing/2016/5/13/chartex" xmlns:cx8="http://schemas.microsoft.com/office/drawing/2016/5/14/chartex" xmlns:mc="http://schemas.openxmlformats.org/markup-compatibility/2006" xmlns:aink="http://schemas.microsoft.com/office/drawing/2016/ink" xmlns:am3d="http://schemas.microsoft.com/office/drawing/2017/model3d" xmlns:o="urn:schemas-microsoft-com:office:office" xmlns:oel="http://schemas.microsoft.com/office/2019/extlst" xmlns:r="http://schemas.openxmlformats.org/officeDocument/2006/relationships" xmlns:m="http://schemas.openxmlformats.org/officeDocument/2006/math" xmlns:v="urn:schemas-microsoft-com:vml" xmlns:wp14="http://schemas.microsoft.com/office/word/2010/wordprocessingDrawing" xmlns:wp="http://schemas.openxmlformats.org/drawingml/2006/wordprocessingDrawing" xmlns:w10="urn:schemas-microsoft-com:office:word" xmlns:w="http://schemas.openxmlformats.org/wordprocessingml/2006/main" xmlns:w14="http://schemas.microsoft.com/office/word/2010/wordml" xmlns:w15="http://schemas.microsoft.com/office/word/2012/wordml" xmlns:w16cei="http://schemas.microsoft.com/office/word/2026/wordml/cei" xmlns:w16cex="http://schemas.microsoft.com/office/word/2018/wordml/cex" xmlns:w16cid="http://schemas.microsoft.com/office/word/2016/wordml/cid" xmlns:w16="http://schemas.microsoft.com/office/word/2018/wordml" xmlns:w16du="http://schemas.microsoft.com/office/word/2023/wordml/word16du" xmlns:w16sdtdh="http://schemas.microsoft.com/office/word/2020/wordml/sdtdatahash" xmlns:w16sdtfl="http://schemas.microsoft.com/office/word/2024/wordml/sdtformatlock" xmlns:w16se="http://schemas.microsoft.com/office/word/2015/wordml/symex" xmlns:wpg="http://schemas.microsoft.com/office/word/2010/wordprocessingGroup" xmlns:wpi="http://schemas.microsoft.com/office/word/2010/wordprocessingInk" xmlns:wne="http://schemas.microsoft.com/office/word/2006/wordml" xmlns:wps="http://schemas.microsoft.com/office/word/2010/wordprocessingShape" mc:Ignorable="w14 w15 w16se w16cid w16 w16cex w16sdtdh w16sdtfl w16du wp14">
   <w:sdt>
     <w:sdtPr>
       <w:id w:val="587584993"/>
@@ -11636,7 +11344,7 @@
 </file>
 
 <file path=word/footnotes.xml><?xml version="1.0" encoding="utf-8"?>
-<w:footnotes xmlns:wpc="http://schemas.microsoft.com/office/word/2010/wordprocessingCanvas" xmlns:cx="http://schemas.microsoft.com/office/drawing/2014/chartex" xmlns:cx1="http://schemas.microsoft.com/office/drawing/2015/9/8/chartex" xmlns:cx2="http://schemas.microsoft.com/office/drawing/2015/10/21/chartex" xmlns:cx3="http://schemas.microsoft.com/office/drawing/2016/5/9/chartex" xmlns:cx4="http://schemas.microsoft.com/office/drawing/2016/5/10/chartex" xmlns:cx5="http://schemas.microsoft.com/office/drawing/2016/5/11/chartex" xmlns:cx6="http://schemas.microsoft.com/office/drawing/2016/5/12/chartex" xmlns:cx7="http://schemas.microsoft.com/office/drawing/2016/5/13/chartex" xmlns:cx8="http://schemas.microsoft.com/office/drawing/2016/5/14/chartex" xmlns:mc="http://schemas.openxmlformats.org/markup-compatibility/2006" xmlns:aink="http://schemas.microsoft.com/office/drawing/2016/ink" xmlns:am3d="http://schemas.microsoft.com/office/drawing/2017/model3d" xmlns:o="urn:schemas-microsoft-com:office:office" xmlns:oel="http://schemas.microsoft.com/office/2019/extlst" xmlns:r="http://schemas.openxmlformats.org/officeDocument/2006/relationships" xmlns:m="http://schemas.openxmlformats.org/officeDocument/2006/math" xmlns:v="urn:schemas-microsoft-com:vml" xmlns:wp14="http://schemas.microsoft.com/office/word/2010/wordprocessingDrawing" xmlns:wp="http://schemas.openxmlformats.org/drawingml/2006/wordprocessingDrawing" xmlns:w10="urn:schemas-microsoft-com:office:word" xmlns:w="http://schemas.openxmlformats.org/wordprocessingml/2006/main" xmlns:w14="http://schemas.microsoft.com/office/word/2010/wordml" xmlns:w15="http://schemas.microsoft.com/office/word/2012/wordml" xmlns:w16cex="http://schemas.microsoft.com/office/word/2018/wordml/cex" xmlns:w16cid="http://schemas.microsoft.com/office/word/2016/wordml/cid" xmlns:w16="http://schemas.microsoft.com/office/word/2018/wordml" xmlns:w16du="http://schemas.microsoft.com/office/word/2023/wordml/word16du" xmlns:w16sdtdh="http://schemas.microsoft.com/office/word/2020/wordml/sdtdatahash" xmlns:w16sdtfl="http://schemas.microsoft.com/office/word/2024/wordml/sdtformatlock" xmlns:w16se="http://schemas.microsoft.com/office/word/2015/wordml/symex" xmlns:wpg="http://schemas.microsoft.com/office/word/2010/wordprocessingGroup" xmlns:wpi="http://schemas.microsoft.com/office/word/2010/wordprocessingInk" xmlns:wne="http://schemas.microsoft.com/office/word/2006/wordml" xmlns:wps="http://schemas.microsoft.com/office/word/2010/wordprocessingShape" mc:Ignorable="w14 w15 w16se w16cid w16 w16cex w16sdtdh w16sdtfl w16du wp14">
+<w:footnotes xmlns:wpc="http://schemas.microsoft.com/office/word/2010/wordprocessingCanvas" xmlns:cx="http://schemas.microsoft.com/office/drawing/2014/chartex" xmlns:cx1="http://schemas.microsoft.com/office/drawing/2015/9/8/chartex" xmlns:cx2="http://schemas.microsoft.com/office/drawing/2015/10/21/chartex" xmlns:cx3="http://schemas.microsoft.com/office/drawing/2016/5/9/chartex" xmlns:cx4="http://schemas.microsoft.com/office/drawing/2016/5/10/chartex" xmlns:cx5="http://schemas.microsoft.com/office/drawing/2016/5/11/chartex" xmlns:cx6="http://schemas.microsoft.com/office/drawing/2016/5/12/chartex" xmlns:cx7="http://schemas.microsoft.com/office/drawing/2016/5/13/chartex" xmlns:cx8="http://schemas.microsoft.com/office/drawing/2016/5/14/chartex" xmlns:mc="http://schemas.openxmlformats.org/markup-compatibility/2006" xmlns:aink="http://schemas.microsoft.com/office/drawing/2016/ink" xmlns:am3d="http://schemas.microsoft.com/office/drawing/2017/model3d" xmlns:o="urn:schemas-microsoft-com:office:office" xmlns:oel="http://schemas.microsoft.com/office/2019/extlst" xmlns:r="http://schemas.openxmlformats.org/officeDocument/2006/relationships" xmlns:m="http://schemas.openxmlformats.org/officeDocument/2006/math" xmlns:v="urn:schemas-microsoft-com:vml" xmlns:wp14="http://schemas.microsoft.com/office/word/2010/wordprocessingDrawing" xmlns:wp="http://schemas.openxmlformats.org/drawingml/2006/wordprocessingDrawing" xmlns:w10="urn:schemas-microsoft-com:office:word" xmlns:w="http://schemas.openxmlformats.org/wordprocessingml/2006/main" xmlns:w14="http://schemas.microsoft.com/office/word/2010/wordml" xmlns:w15="http://schemas.microsoft.com/office/word/2012/wordml" xmlns:w16cei="http://schemas.microsoft.com/office/word/2026/wordml/cei" xmlns:w16cex="http://schemas.microsoft.com/office/word/2018/wordml/cex" xmlns:w16cid="http://schemas.microsoft.com/office/word/2016/wordml/cid" xmlns:w16="http://schemas.microsoft.com/office/word/2018/wordml" xmlns:w16du="http://schemas.microsoft.com/office/word/2023/wordml/word16du" xmlns:w16sdtdh="http://schemas.microsoft.com/office/word/2020/wordml/sdtdatahash" xmlns:w16sdtfl="http://schemas.microsoft.com/office/word/2024/wordml/sdtformatlock" xmlns:w16se="http://schemas.microsoft.com/office/word/2015/wordml/symex" xmlns:wpg="http://schemas.microsoft.com/office/word/2010/wordprocessingGroup" xmlns:wpi="http://schemas.microsoft.com/office/word/2010/wordprocessingInk" xmlns:wne="http://schemas.microsoft.com/office/word/2006/wordml" xmlns:wps="http://schemas.microsoft.com/office/word/2010/wordprocessingShape" mc:Ignorable="w14 w15 w16se w16cid w16 w16cex w16sdtdh w16sdtfl w16du wp14">
   <w:footnote w:type="separator" w:id="-1">
     <w:p>
       <w:pPr>
@@ -11661,7 +11369,7 @@
 </file>
 
 <file path=word/numbering.xml><?xml version="1.0" encoding="utf-8"?>
-<w:numbering xmlns:wpc="http://schemas.microsoft.com/office/word/2010/wordprocessingCanvas" xmlns:cx="http://schemas.microsoft.com/office/drawing/2014/chartex" xmlns:cx1="http://schemas.microsoft.com/office/drawing/2015/9/8/chartex" xmlns:cx2="http://schemas.microsoft.com/office/drawing/2015/10/21/chartex" xmlns:cx3="http://schemas.microsoft.com/office/drawing/2016/5/9/chartex" xmlns:cx4="http://schemas.microsoft.com/office/drawing/2016/5/10/chartex" xmlns:cx5="http://schemas.microsoft.com/office/drawing/2016/5/11/chartex" xmlns:cx6="http://schemas.microsoft.com/office/drawing/2016/5/12/chartex" xmlns:cx7="http://schemas.microsoft.com/office/drawing/2016/5/13/chartex" xmlns:cx8="http://schemas.microsoft.com/office/drawing/2016/5/14/chartex" xmlns:mc="http://schemas.openxmlformats.org/markup-compatibility/2006" xmlns:aink="http://schemas.microsoft.com/office/drawing/2016/ink" xmlns:am3d="http://schemas.microsoft.com/office/drawing/2017/model3d" xmlns:o="urn:schemas-microsoft-com:office:office" xmlns:oel="http://schemas.microsoft.com/office/2019/extlst" xmlns:r="http://schemas.openxmlformats.org/officeDocument/2006/relationships" xmlns:m="http://schemas.openxmlformats.org/officeDocument/2006/math" xmlns:v="urn:schemas-microsoft-com:vml" xmlns:wp14="http://schemas.microsoft.com/office/word/2010/wordprocessingDrawing" xmlns:wp="http://schemas.openxmlformats.org/drawingml/2006/wordprocessingDrawing" xmlns:w10="urn:schemas-microsoft-com:office:word" xmlns:w="http://schemas.openxmlformats.org/wordprocessingml/2006/main" xmlns:w14="http://schemas.microsoft.com/office/word/2010/wordml" xmlns:w15="http://schemas.microsoft.com/office/word/2012/wordml" xmlns:w16cex="http://schemas.microsoft.com/office/word/2018/wordml/cex" xmlns:w16cid="http://schemas.microsoft.com/office/word/2016/wordml/cid" xmlns:w16="http://schemas.microsoft.com/office/word/2018/wordml" xmlns:w16du="http://schemas.microsoft.com/office/word/2023/wordml/word16du" xmlns:w16sdtdh="http://schemas.microsoft.com/office/word/2020/wordml/sdtdatahash" xmlns:w16sdtfl="http://schemas.microsoft.com/office/word/2024/wordml/sdtformatlock" xmlns:w16se="http://schemas.microsoft.com/office/word/2015/wordml/symex" xmlns:wpg="http://schemas.microsoft.com/office/word/2010/wordprocessingGroup" xmlns:wpi="http://schemas.microsoft.com/office/word/2010/wordprocessingInk" xmlns:wne="http://schemas.microsoft.com/office/word/2006/wordml" xmlns:wps="http://schemas.microsoft.com/office/word/2010/wordprocessingShape" mc:Ignorable="w14 w15 w16se w16cid w16 w16cex w16sdtdh w16sdtfl w16du wp14">
+<w:numbering xmlns:wpc="http://schemas.microsoft.com/office/word/2010/wordprocessingCanvas" xmlns:cx="http://schemas.microsoft.com/office/drawing/2014/chartex" xmlns:cx1="http://schemas.microsoft.com/office/drawing/2015/9/8/chartex" xmlns:cx2="http://schemas.microsoft.com/office/drawing/2015/10/21/chartex" xmlns:cx3="http://schemas.microsoft.com/office/drawing/2016/5/9/chartex" xmlns:cx4="http://schemas.microsoft.com/office/drawing/2016/5/10/chartex" xmlns:cx5="http://schemas.microsoft.com/office/drawing/2016/5/11/chartex" xmlns:cx6="http://schemas.microsoft.com/office/drawing/2016/5/12/chartex" xmlns:cx7="http://schemas.microsoft.com/office/drawing/2016/5/13/chartex" xmlns:cx8="http://schemas.microsoft.com/office/drawing/2016/5/14/chartex" xmlns:mc="http://schemas.openxmlformats.org/markup-compatibility/2006" xmlns:aink="http://schemas.microsoft.com/office/drawing/2016/ink" xmlns:am3d="http://schemas.microsoft.com/office/drawing/2017/model3d" xmlns:o="urn:schemas-microsoft-com:office:office" xmlns:oel="http://schemas.microsoft.com/office/2019/extlst" xmlns:r="http://schemas.openxmlformats.org/officeDocument/2006/relationships" xmlns:m="http://schemas.openxmlformats.org/officeDocument/2006/math" xmlns:v="urn:schemas-microsoft-com:vml" xmlns:wp14="http://schemas.microsoft.com/office/word/2010/wordprocessingDrawing" xmlns:wp="http://schemas.openxmlformats.org/drawingml/2006/wordprocessingDrawing" xmlns:w10="urn:schemas-microsoft-com:office:word" xmlns:w="http://schemas.openxmlformats.org/wordprocessingml/2006/main" xmlns:w14="http://schemas.microsoft.com/office/word/2010/wordml" xmlns:w15="http://schemas.microsoft.com/office/word/2012/wordml" xmlns:w16cei="http://schemas.microsoft.com/office/word/2026/wordml/cei" xmlns:w16cex="http://schemas.microsoft.com/office/word/2018/wordml/cex" xmlns:w16cid="http://schemas.microsoft.com/office/word/2016/wordml/cid" xmlns:w16="http://schemas.microsoft.com/office/word/2018/wordml" xmlns:w16du="http://schemas.microsoft.com/office/word/2023/wordml/word16du" xmlns:w16sdtdh="http://schemas.microsoft.com/office/word/2020/wordml/sdtdatahash" xmlns:w16sdtfl="http://schemas.microsoft.com/office/word/2024/wordml/sdtformatlock" xmlns:w16se="http://schemas.microsoft.com/office/word/2015/wordml/symex" xmlns:wpg="http://schemas.microsoft.com/office/word/2010/wordprocessingGroup" xmlns:wpi="http://schemas.microsoft.com/office/word/2010/wordprocessingInk" xmlns:wne="http://schemas.microsoft.com/office/word/2006/wordml" xmlns:wps="http://schemas.microsoft.com/office/word/2010/wordprocessingShape" mc:Ignorable="w14 w15 w16se w16cid w16 w16cex w16sdtdh w16sdtfl w16du wp14">
   <w:abstractNum w:abstractNumId="0" w15:restartNumberingAfterBreak="0">
     <w:nsid w:val="019909CD"/>
     <w:multiLevelType w:val="multilevel"/>
